--- a/初二练习册/秋08 第1讲机械运动 练习册 教师版.docx
+++ b/初二练习册/秋08 第1讲机械运动 练习册 教师版.docx
@@ -353,27 +353,6 @@
     </w:p>
     <w:p>
       <w:pPr>
-        <w:spacing w:line="288" w:lineRule="auto"/>
-        <w:ind w:leftChars="-100" w:left="-210"/>
-        <w:rPr>
-          <w:rFonts w:ascii="Times New Roman" w:eastAsiaTheme="majorEastAsia" w:hAnsi="Times New Roman" w:cs="Times New Roman"/>
-          <w:b/>
-          <w:bCs/>
-          <w:color w:val="0000FF"/>
-        </w:rPr>
-      </w:pPr>
-      <w:r>
-        <w:rPr>
-          <w:rFonts w:ascii="Times New Roman" w:eastAsiaTheme="majorEastAsia" w:hAnsi="Times New Roman" w:cs="Times New Roman" w:hint="eastAsia"/>
-          <w:b/>
-          <w:bCs/>
-          <w:color w:val="0000FF"/>
-        </w:rPr>
-        <w:t>单位换算</w:t>
-      </w:r>
-    </w:p>
-    <w:p>
-      <w:pPr>
         <w:pStyle w:val="af0"/>
         <w:ind w:left="672" w:hanging="672"/>
       </w:pPr>
@@ -778,42 +757,7 @@
         <w:t>B</w:t>
       </w:r>
     </w:p>
-    <w:p>
-      <w:pPr>
-        <w:pStyle w:val="af3"/>
-      </w:pPr>
-    </w:p>
     <w:bookmarkEnd w:id="0"/>
-    <w:p>
-      <w:pPr>
-        <w:spacing w:line="288" w:lineRule="auto"/>
-        <w:ind w:leftChars="-100" w:left="-210"/>
-        <w:rPr>
-          <w:rFonts w:ascii="Times New Roman" w:eastAsiaTheme="majorEastAsia" w:hAnsi="Times New Roman" w:cs="Times New Roman"/>
-        </w:rPr>
-      </w:pPr>
-    </w:p>
-    <w:p>
-      <w:pPr>
-        <w:spacing w:line="288" w:lineRule="auto"/>
-        <w:ind w:leftChars="-100" w:left="-210"/>
-        <w:rPr>
-          <w:rFonts w:ascii="Times New Roman" w:eastAsiaTheme="majorEastAsia" w:hAnsi="Times New Roman" w:cs="Times New Roman"/>
-          <w:b/>
-          <w:bCs/>
-          <w:color w:val="0000FF"/>
-        </w:rPr>
-      </w:pPr>
-      <w:r>
-        <w:rPr>
-          <w:rFonts w:ascii="Times New Roman" w:eastAsiaTheme="majorEastAsia" w:hAnsi="Times New Roman" w:cs="Times New Roman" w:hint="eastAsia"/>
-          <w:b/>
-          <w:bCs/>
-          <w:color w:val="0000FF"/>
-        </w:rPr>
-        <w:t>长度时间估算</w:t>
-      </w:r>
-    </w:p>
     <w:p>
       <w:pPr>
         <w:pStyle w:val="af0"/>
@@ -1181,18 +1125,6 @@
     </w:p>
     <w:p>
       <w:pPr>
-        <w:spacing w:line="288" w:lineRule="auto"/>
-        <w:ind w:leftChars="-100" w:left="-210"/>
-        <w:rPr>
-          <w:rFonts w:ascii="Times New Roman" w:eastAsiaTheme="majorEastAsia" w:hAnsi="Times New Roman" w:cs="Times New Roman"/>
-          <w:b/>
-          <w:bCs/>
-          <w:color w:val="0000FF"/>
-        </w:rPr>
-      </w:pPr>
-    </w:p>
-    <w:p>
-      <w:pPr>
         <w:pStyle w:val="af0"/>
         <w:ind w:left="672" w:hanging="672"/>
       </w:pPr>
@@ -1558,7 +1490,6 @@
         <w:rPr>
           <w:rFonts w:hint="eastAsia"/>
         </w:rPr>
-        <w:lastRenderedPageBreak/>
         <w:t>C</w:t>
       </w:r>
       <w:r>
@@ -1730,6 +1661,12 @@
     </w:p>
     <w:p>
       <w:pPr>
+        <w:pStyle w:val="1230"/>
+        <w:ind w:left="588"/>
+      </w:pPr>
+    </w:p>
+    <w:p>
+      <w:pPr>
         <w:pStyle w:val="af0"/>
         <w:ind w:left="672" w:hanging="672"/>
         <w:rPr>
@@ -1739,7 +1676,9 @@
       <w:r>
         <w:rPr>
           <w:rStyle w:val="af1"/>
-        </w:rPr>
+          <w:noProof/>
+        </w:rPr>
+        <w:lastRenderedPageBreak/>
         <mc:AlternateContent>
           <mc:Choice Requires="wps">
             <w:drawing>
@@ -2057,33 +1996,6 @@
     </w:p>
     <w:p>
       <w:pPr>
-        <w:pStyle w:val="1230"/>
-        <w:ind w:left="588"/>
-      </w:pPr>
-    </w:p>
-    <w:p>
-      <w:pPr>
-        <w:spacing w:line="288" w:lineRule="auto"/>
-        <w:ind w:leftChars="-100" w:left="-210"/>
-        <w:rPr>
-          <w:rFonts w:ascii="Times New Roman" w:eastAsiaTheme="majorEastAsia" w:hAnsi="Times New Roman" w:cs="Times New Roman"/>
-          <w:b/>
-          <w:bCs/>
-          <w:color w:val="0000FF"/>
-        </w:rPr>
-      </w:pPr>
-      <w:r>
-        <w:rPr>
-          <w:rFonts w:ascii="Times New Roman" w:eastAsiaTheme="majorEastAsia" w:hAnsi="Times New Roman" w:cs="Times New Roman" w:hint="eastAsia"/>
-          <w:b/>
-          <w:bCs/>
-          <w:color w:val="0000FF"/>
-        </w:rPr>
-        <w:t>长度时间测量</w:t>
-      </w:r>
-    </w:p>
-    <w:p>
-      <w:pPr>
         <w:pStyle w:val="af0"/>
         <w:ind w:left="672" w:hanging="672"/>
       </w:pPr>
@@ -2309,24 +2221,6 @@
     </w:p>
     <w:p>
       <w:pPr>
-        <w:spacing w:line="288" w:lineRule="auto"/>
-        <w:ind w:leftChars="-100" w:left="-210"/>
-        <w:rPr>
-          <w:rFonts w:ascii="Times New Roman" w:eastAsiaTheme="majorEastAsia" w:hAnsi="Times New Roman" w:cs="Times New Roman"/>
-          <w:b/>
-          <w:bCs/>
-          <w:color w:val="0000FF"/>
-        </w:rPr>
-      </w:pPr>
-    </w:p>
-    <w:p>
-      <w:pPr>
-        <w:pStyle w:val="1230"/>
-        <w:ind w:left="588"/>
-      </w:pPr>
-    </w:p>
-    <w:p>
-      <w:pPr>
         <w:pStyle w:val="af0"/>
         <w:ind w:left="672" w:hanging="672"/>
       </w:pPr>
@@ -2533,9 +2427,8 @@
         <w:rPr>
           <w:noProof/>
         </w:rPr>
-        <w:lastRenderedPageBreak/>
         <w:drawing>
-          <wp:inline distT="0" distB="0" distL="0" distR="0" wp14:anchorId="7D63AAA8" wp14:editId="6E6B3415">
+          <wp:inline distT="0" distB="0" distL="0" distR="0" wp14:anchorId="7D63AAA8" wp14:editId="38BCC1A3">
             <wp:extent cx="4274185" cy="1076960"/>
             <wp:effectExtent l="0" t="0" r="0" b="0"/>
             <wp:docPr id="104" name="图片 104"/>
@@ -2742,6 +2635,30 @@
     </w:p>
     <w:p>
       <w:pPr>
+        <w:pStyle w:val="1230"/>
+        <w:ind w:left="588"/>
+      </w:pPr>
+    </w:p>
+    <w:p>
+      <w:pPr>
+        <w:pStyle w:val="1230"/>
+        <w:ind w:left="588"/>
+      </w:pPr>
+    </w:p>
+    <w:p>
+      <w:pPr>
+        <w:pStyle w:val="1230"/>
+        <w:ind w:left="588"/>
+      </w:pPr>
+    </w:p>
+    <w:p>
+      <w:pPr>
+        <w:pStyle w:val="1230"/>
+        <w:ind w:left="588"/>
+      </w:pPr>
+    </w:p>
+    <w:p>
+      <w:pPr>
         <w:pStyle w:val="af0"/>
         <w:ind w:left="672" w:hanging="672"/>
       </w:pPr>
@@ -2751,6 +2668,7 @@
           <w:noProof/>
           <w:szCs w:val="22"/>
         </w:rPr>
+        <w:lastRenderedPageBreak/>
         <mc:AlternateContent>
           <mc:Choice Requires="wps">
             <w:drawing>
@@ -2915,9 +2833,9 @@
           <w:noProof/>
         </w:rPr>
         <w:drawing>
-          <wp:inline distT="0" distB="0" distL="0" distR="0" wp14:anchorId="18AF5A37" wp14:editId="1A24ADCD">
-            <wp:extent cx="1471930" cy="1102995"/>
-            <wp:effectExtent l="0" t="0" r="6985" b="8890"/>
+          <wp:inline distT="0" distB="0" distL="0" distR="0" wp14:anchorId="18AF5A37" wp14:editId="06667A92">
+            <wp:extent cx="1162821" cy="871514"/>
+            <wp:effectExtent l="0" t="0" r="0" b="5080"/>
             <wp:docPr id="37" name="图片24" descr="菁优网：http://www.jyeoo.com"/>
             <wp:cNvGraphicFramePr>
               <a:graphicFrameLocks xmlns:a="http://schemas.openxmlformats.org/drawingml/2006/main" noChangeAspect="1"/>
@@ -2940,7 +2858,7 @@
                   <pic:spPr>
                     <a:xfrm>
                       <a:off x="0" y="0"/>
-                      <a:ext cx="1472187" cy="1103378"/>
+                      <a:ext cx="1166744" cy="874454"/>
                     </a:xfrm>
                     <a:prstGeom prst="rect">
                       <a:avLst/>
@@ -2965,9 +2883,9 @@
           <w:color w:val="000000"/>
         </w:rPr>
         <w:drawing>
-          <wp:inline distT="0" distB="0" distL="0" distR="0" wp14:anchorId="0C2C3F55" wp14:editId="188659A7">
-            <wp:extent cx="1531620" cy="1252855"/>
-            <wp:effectExtent l="0" t="0" r="0" b="0"/>
+          <wp:inline distT="0" distB="0" distL="0" distR="0" wp14:anchorId="0C2C3F55" wp14:editId="63E3D7A6">
+            <wp:extent cx="1205105" cy="985768"/>
+            <wp:effectExtent l="0" t="0" r="0" b="5080"/>
             <wp:docPr id="1383" name="图片 1383"/>
             <wp:cNvGraphicFramePr>
               <a:graphicFrameLocks xmlns:a="http://schemas.openxmlformats.org/drawingml/2006/main" noChangeAspect="1"/>
@@ -2991,7 +2909,7 @@
                   <pic:spPr>
                     <a:xfrm>
                       <a:off x="0" y="0"/>
-                      <a:ext cx="1531620" cy="1252855"/>
+                      <a:ext cx="1207837" cy="988003"/>
                     </a:xfrm>
                     <a:prstGeom prst="rect">
                       <a:avLst/>
@@ -3051,9 +2969,9 @@
           <w:noProof/>
         </w:rPr>
         <w:drawing>
-          <wp:inline distT="0" distB="0" distL="0" distR="0" wp14:anchorId="752A10DD" wp14:editId="69D5ED23">
-            <wp:extent cx="2473960" cy="1705610"/>
-            <wp:effectExtent l="0" t="0" r="0" b="0"/>
+          <wp:inline distT="0" distB="0" distL="0" distR="0" wp14:anchorId="752A10DD" wp14:editId="261D7844">
+            <wp:extent cx="2034936" cy="1402936"/>
+            <wp:effectExtent l="0" t="0" r="0" b="6985"/>
             <wp:docPr id="1" name="图片 1"/>
             <wp:cNvGraphicFramePr>
               <a:graphicFrameLocks xmlns:a="http://schemas.openxmlformats.org/drawingml/2006/main" noChangeAspect="1"/>
@@ -3092,7 +3010,7 @@
                   <pic:spPr>
                     <a:xfrm>
                       <a:off x="0" y="0"/>
-                      <a:ext cx="2473960" cy="1705610"/>
+                      <a:ext cx="2047811" cy="1411812"/>
                     </a:xfrm>
                     <a:prstGeom prst="rect">
                       <a:avLst/>
@@ -3154,58 +3072,6 @@
       </w:r>
       <w:r>
         <w:t>．</w:t>
-      </w:r>
-    </w:p>
-    <w:p>
-      <w:pPr>
-        <w:pStyle w:val="1230"/>
-        <w:ind w:left="588"/>
-      </w:pPr>
-    </w:p>
-    <w:p>
-      <w:pPr>
-        <w:pStyle w:val="1230"/>
-        <w:ind w:left="588"/>
-      </w:pPr>
-    </w:p>
-    <w:p>
-      <w:pPr>
-        <w:pStyle w:val="1230"/>
-        <w:ind w:left="588"/>
-      </w:pPr>
-    </w:p>
-    <w:p>
-      <w:pPr>
-        <w:pStyle w:val="1230"/>
-        <w:ind w:left="588"/>
-      </w:pPr>
-    </w:p>
-    <w:p>
-      <w:pPr>
-        <w:pStyle w:val="1230"/>
-        <w:ind w:leftChars="0" w:left="0"/>
-      </w:pPr>
-    </w:p>
-    <w:p>
-      <w:pPr>
-        <w:spacing w:line="288" w:lineRule="auto"/>
-        <w:ind w:leftChars="-100" w:left="-210"/>
-        <w:rPr>
-          <w:rFonts w:ascii="Times New Roman" w:eastAsiaTheme="majorEastAsia" w:hAnsi="Times New Roman" w:cs="Times New Roman"/>
-          <w:b/>
-          <w:bCs/>
-          <w:color w:val="0000FF"/>
-        </w:rPr>
-      </w:pPr>
-      <w:r>
-        <w:rPr>
-          <w:rFonts w:ascii="Times New Roman" w:eastAsiaTheme="majorEastAsia" w:hAnsi="Times New Roman" w:cs="Times New Roman" w:hint="eastAsia"/>
-          <w:b/>
-          <w:bCs/>
-          <w:color w:val="0000FF"/>
-        </w:rPr>
-        <w:lastRenderedPageBreak/>
-        <w:t>特殊测量</w:t>
       </w:r>
     </w:p>
     <w:p>
@@ -3628,6 +3494,30 @@
     </w:p>
     <w:p>
       <w:pPr>
+        <w:spacing w:line="288" w:lineRule="auto"/>
+        <w:ind w:leftChars="-100" w:left="-210"/>
+        <w:rPr>
+          <w:rFonts w:ascii="Times New Roman" w:eastAsiaTheme="majorEastAsia" w:hAnsi="Times New Roman" w:cs="Times New Roman"/>
+          <w:b/>
+          <w:bCs/>
+          <w:color w:val="0000FF"/>
+        </w:rPr>
+      </w:pPr>
+    </w:p>
+    <w:p>
+      <w:pPr>
+        <w:spacing w:line="288" w:lineRule="auto"/>
+        <w:ind w:leftChars="-100" w:left="-210"/>
+        <w:rPr>
+          <w:rFonts w:ascii="Times New Roman" w:eastAsiaTheme="majorEastAsia" w:hAnsi="Times New Roman" w:cs="Times New Roman"/>
+          <w:b/>
+          <w:bCs/>
+          <w:color w:val="0000FF"/>
+        </w:rPr>
+      </w:pPr>
+    </w:p>
+    <w:p>
+      <w:pPr>
         <w:pStyle w:val="af0"/>
         <w:ind w:left="672" w:hanging="672"/>
       </w:pPr>
@@ -3635,6 +3525,7 @@
         <w:rPr>
           <w:noProof/>
         </w:rPr>
+        <w:lastRenderedPageBreak/>
         <mc:AlternateContent>
           <mc:Choice Requires="wps">
             <w:drawing>
@@ -3815,9 +3706,9 @@
           <w:noProof/>
         </w:rPr>
         <w:drawing>
-          <wp:inline distT="0" distB="0" distL="0" distR="0" wp14:anchorId="07E1F825" wp14:editId="02F968C1">
-            <wp:extent cx="3918585" cy="2025015"/>
-            <wp:effectExtent l="0" t="0" r="0" b="4445"/>
+          <wp:inline distT="0" distB="0" distL="0" distR="0" wp14:anchorId="07E1F825" wp14:editId="2F6A3B49">
+            <wp:extent cx="3303468" cy="1707140"/>
+            <wp:effectExtent l="0" t="0" r="0" b="7620"/>
             <wp:docPr id="46" name="图片24" descr="菁优网：http://www.jyeoo.com"/>
             <wp:cNvGraphicFramePr>
               <a:graphicFrameLocks xmlns:a="http://schemas.openxmlformats.org/drawingml/2006/main" noChangeAspect="1"/>
@@ -3840,7 +3731,7 @@
                   <pic:spPr>
                     <a:xfrm>
                       <a:off x="0" y="0"/>
-                      <a:ext cx="3918585" cy="2025015"/>
+                      <a:ext cx="3313418" cy="1712282"/>
                     </a:xfrm>
                     <a:prstGeom prst="rect">
                       <a:avLst/>
@@ -4051,14 +3942,7 @@
         <w:rPr>
           <w:rFonts w:hint="eastAsia"/>
         </w:rPr>
-        <w:t>。由此可测得纸</w:t>
-      </w:r>
-      <w:r>
-        <w:rPr>
-          <w:rFonts w:hint="eastAsia"/>
-        </w:rPr>
-        <w:lastRenderedPageBreak/>
-        <w:t>带的厚度为</w:t>
+        <w:t>。由此可测得纸带的厚度为</w:t>
       </w:r>
       <w:r>
         <w:rPr>
@@ -4163,51 +4047,6 @@
           <w:rFonts w:hint="eastAsia"/>
         </w:rPr>
         <w:t>；偏大。</w:t>
-      </w:r>
-    </w:p>
-    <w:p>
-      <w:pPr>
-        <w:spacing w:line="288" w:lineRule="auto"/>
-        <w:ind w:leftChars="-100" w:left="-210"/>
-        <w:rPr>
-          <w:rFonts w:ascii="Times New Roman" w:eastAsiaTheme="majorEastAsia" w:hAnsi="Times New Roman" w:cs="Times New Roman"/>
-          <w:b/>
-          <w:bCs/>
-          <w:color w:val="0000FF"/>
-        </w:rPr>
-      </w:pPr>
-    </w:p>
-    <w:p>
-      <w:pPr>
-        <w:spacing w:line="288" w:lineRule="auto"/>
-        <w:ind w:leftChars="-100" w:left="-210"/>
-        <w:rPr>
-          <w:rFonts w:ascii="Times New Roman" w:eastAsiaTheme="majorEastAsia" w:hAnsi="Times New Roman" w:cs="Times New Roman"/>
-          <w:b/>
-          <w:bCs/>
-          <w:color w:val="0000FF"/>
-        </w:rPr>
-      </w:pPr>
-      <w:r>
-        <w:rPr>
-          <w:rFonts w:ascii="Times New Roman" w:eastAsiaTheme="majorEastAsia" w:hAnsi="Times New Roman" w:cs="Times New Roman" w:hint="eastAsia"/>
-          <w:b/>
-          <w:bCs/>
-          <w:color w:val="0000FF"/>
-        </w:rPr>
-        <w:t>误差</w:t>
-      </w:r>
-    </w:p>
-    <w:p>
-      <w:pPr>
-        <w:pStyle w:val="1230"/>
-        <w:ind w:left="588"/>
-      </w:pPr>
-      <w:r>
-        <w:rPr>
-          <w:rFonts w:hint="eastAsia"/>
-        </w:rPr>
-        <w:t xml:space="preserve"> </w:t>
       </w:r>
     </w:p>
     <w:p>
@@ -4941,39 +4780,6 @@
     </w:p>
     <w:p>
       <w:pPr>
-        <w:spacing w:line="288" w:lineRule="auto"/>
-        <w:ind w:leftChars="-100" w:left="-210"/>
-        <w:rPr>
-          <w:rFonts w:ascii="Times New Roman" w:eastAsiaTheme="majorEastAsia" w:hAnsi="Times New Roman" w:cs="Times New Roman"/>
-          <w:b/>
-          <w:bCs/>
-          <w:color w:val="0000FF"/>
-        </w:rPr>
-      </w:pPr>
-    </w:p>
-    <w:p>
-      <w:pPr>
-        <w:spacing w:line="288" w:lineRule="auto"/>
-        <w:ind w:leftChars="-100" w:left="-210"/>
-        <w:rPr>
-          <w:rFonts w:ascii="Times New Roman" w:eastAsiaTheme="majorEastAsia" w:hAnsi="Times New Roman" w:cs="Times New Roman"/>
-          <w:b/>
-          <w:bCs/>
-          <w:color w:val="0000FF"/>
-        </w:rPr>
-      </w:pPr>
-      <w:r>
-        <w:rPr>
-          <w:rFonts w:ascii="Times New Roman" w:eastAsiaTheme="majorEastAsia" w:hAnsi="Times New Roman" w:cs="Times New Roman" w:hint="eastAsia"/>
-          <w:b/>
-          <w:bCs/>
-          <w:color w:val="0000FF"/>
-        </w:rPr>
-        <w:t>机械运动</w:t>
-      </w:r>
-    </w:p>
-    <w:p>
-      <w:pPr>
         <w:pStyle w:val="af0"/>
         <w:ind w:left="672" w:hanging="672"/>
       </w:pPr>
@@ -4981,6 +4787,7 @@
         <w:rPr>
           <w:noProof/>
         </w:rPr>
+        <w:lastRenderedPageBreak/>
         <mc:AlternateContent>
           <mc:Choice Requires="wps">
             <w:drawing>
@@ -5184,7 +4991,6 @@
           <w:rFonts w:hint="eastAsia"/>
           <w:noProof/>
         </w:rPr>
-        <w:lastRenderedPageBreak/>
         <w:drawing>
           <wp:inline distT="0" distB="0" distL="0" distR="0" wp14:anchorId="5E2BDDA9" wp14:editId="2BAFB5E9">
             <wp:extent cx="1045028" cy="1258388"/>
@@ -5307,24 +5113,6 @@
         </w:rPr>
         <w:t>C</w:t>
       </w:r>
-    </w:p>
-    <w:p>
-      <w:pPr>
-        <w:pStyle w:val="1230"/>
-        <w:ind w:left="1428" w:hanging="840"/>
-      </w:pPr>
-    </w:p>
-    <w:p>
-      <w:pPr>
-        <w:spacing w:line="288" w:lineRule="auto"/>
-        <w:ind w:leftChars="-100" w:left="-210"/>
-        <w:rPr>
-          <w:rFonts w:ascii="Times New Roman" w:eastAsiaTheme="majorEastAsia" w:hAnsi="Times New Roman" w:cs="Times New Roman"/>
-          <w:b/>
-          <w:bCs/>
-          <w:color w:val="0000FF"/>
-        </w:rPr>
-      </w:pPr>
     </w:p>
     <w:p>
       <w:pPr>
@@ -5666,12 +5454,6 @@
         <w:pStyle w:val="af0"/>
         <w:ind w:left="672" w:hanging="672"/>
       </w:pPr>
-    </w:p>
-    <w:p>
-      <w:pPr>
-        <w:pStyle w:val="af0"/>
-        <w:ind w:left="672" w:hanging="672"/>
-      </w:pPr>
       <w:r>
         <w:rPr>
           <w:noProof/>
@@ -6024,6 +5806,7 @@
         <w:rPr>
           <w:noProof/>
         </w:rPr>
+        <w:lastRenderedPageBreak/>
         <mc:AlternateContent>
           <mc:Choice Requires="wps">
             <w:drawing>
@@ -6191,14 +5974,7 @@
         <w:rPr>
           <w:rFonts w:hint="eastAsia"/>
         </w:rPr>
-        <w:t>所拍摄的一幅海边风景照片。由照片所示的情景，请判断甲船</w:t>
-      </w:r>
-      <w:r>
-        <w:rPr>
-          <w:rFonts w:hint="eastAsia"/>
-        </w:rPr>
-        <w:lastRenderedPageBreak/>
-        <w:t>的运动情况</w:t>
+        <w:t>所拍摄的一幅海边风景照片。由照片所示的情景，请判断甲船的运动情况</w:t>
       </w:r>
       <w:r>
         <w:rPr>
@@ -6786,7 +6562,21 @@
           <w:rFonts w:hint="eastAsia"/>
           <w:u w:val="single"/>
         </w:rPr>
-        <w:t xml:space="preserve">　秒表　</w:t>
+        <w:t xml:space="preserve">　</w:t>
+      </w:r>
+      <w:r>
+        <w:rPr>
+          <w:rFonts w:hint="eastAsia"/>
+          <w:u w:val="single"/>
+        </w:rPr>
+        <w:t xml:space="preserve">  </w:t>
+      </w:r>
+      <w:r>
+        <w:rPr>
+          <w:rFonts w:hint="eastAsia"/>
+          <w:u w:val="single"/>
+        </w:rPr>
+        <w:t xml:space="preserve">　</w:t>
       </w:r>
       <w:r>
         <w:rPr>
@@ -6857,25 +6647,33 @@
         <w:tblLook w:val="04A0" w:firstRow="1" w:lastRow="0" w:firstColumn="1" w:lastColumn="0" w:noHBand="0" w:noVBand="1"/>
       </w:tblPr>
       <w:tblGrid>
-        <w:gridCol w:w="675"/>
-        <w:gridCol w:w="1575"/>
-        <w:gridCol w:w="2385"/>
-        <w:gridCol w:w="3240"/>
+        <w:gridCol w:w="640"/>
+        <w:gridCol w:w="1496"/>
+        <w:gridCol w:w="2265"/>
+        <w:gridCol w:w="3079"/>
       </w:tblGrid>
       <w:tr>
+        <w:trPr>
+          <w:trHeight w:val="301"/>
+        </w:trPr>
         <w:tc>
           <w:tcPr>
-            <w:tcW w:w="675" w:type="dxa"/>
+            <w:tcW w:w="640" w:type="dxa"/>
           </w:tcPr>
           <w:p>
             <w:pPr>
               <w:spacing w:line="360" w:lineRule="auto"/>
               <w:jc w:val="center"/>
+              <w:rPr>
+                <w:sz w:val="18"/>
+                <w:szCs w:val="18"/>
+              </w:rPr>
             </w:pPr>
             <w:r>
               <w:rPr>
                 <w:rFonts w:ascii="Times New Roman" w:eastAsia="新宋体" w:hAnsi="Times New Roman" w:hint="eastAsia"/>
-                <w:szCs w:val="21"/>
+                <w:sz w:val="18"/>
+                <w:szCs w:val="18"/>
               </w:rPr>
               <w:t>序号</w:t>
             </w:r>
@@ -6883,24 +6681,30 @@
         </w:tc>
         <w:tc>
           <w:tcPr>
-            <w:tcW w:w="1575" w:type="dxa"/>
+            <w:tcW w:w="1496" w:type="dxa"/>
           </w:tcPr>
           <w:p>
             <w:pPr>
               <w:spacing w:line="360" w:lineRule="auto"/>
               <w:jc w:val="center"/>
+              <w:rPr>
+                <w:sz w:val="18"/>
+                <w:szCs w:val="18"/>
+              </w:rPr>
             </w:pPr>
             <w:r>
               <w:rPr>
                 <w:rFonts w:ascii="Times New Roman" w:eastAsia="新宋体" w:hAnsi="Times New Roman" w:hint="eastAsia"/>
-                <w:szCs w:val="21"/>
+                <w:sz w:val="18"/>
+                <w:szCs w:val="18"/>
               </w:rPr>
               <w:t>细线长度</w:t>
             </w:r>
             <w:r>
               <w:rPr>
                 <w:rFonts w:ascii="Times New Roman" w:eastAsia="新宋体" w:hAnsi="Times New Roman" w:hint="eastAsia"/>
-                <w:szCs w:val="21"/>
+                <w:sz w:val="18"/>
+                <w:szCs w:val="18"/>
               </w:rPr>
               <w:t>L/cm</w:t>
             </w:r>
@@ -6908,38 +6712,46 @@
         </w:tc>
         <w:tc>
           <w:tcPr>
-            <w:tcW w:w="2385" w:type="dxa"/>
+            <w:tcW w:w="2265" w:type="dxa"/>
           </w:tcPr>
           <w:p>
             <w:pPr>
               <w:spacing w:line="360" w:lineRule="auto"/>
               <w:jc w:val="center"/>
+              <w:rPr>
+                <w:sz w:val="18"/>
+                <w:szCs w:val="18"/>
+              </w:rPr>
             </w:pPr>
             <w:r>
               <w:rPr>
                 <w:rFonts w:ascii="Times New Roman" w:eastAsia="新宋体" w:hAnsi="Times New Roman" w:hint="eastAsia"/>
-                <w:szCs w:val="21"/>
+                <w:sz w:val="18"/>
+                <w:szCs w:val="18"/>
               </w:rPr>
               <w:t>螺母摆动的最大角度</w:t>
             </w:r>
             <w:r>
               <w:rPr>
                 <w:rFonts w:ascii="Cambria Math" w:eastAsia="Cambria Math" w:hAnsi="Cambria Math"/>
-                <w:szCs w:val="21"/>
+                <w:sz w:val="18"/>
+                <w:szCs w:val="18"/>
               </w:rPr>
               <w:t>θ</w:t>
             </w:r>
             <w:r>
               <w:rPr>
                 <w:rFonts w:ascii="Times New Roman" w:eastAsia="新宋体" w:hAnsi="Times New Roman" w:hint="eastAsia"/>
-                <w:szCs w:val="21"/>
+                <w:sz w:val="18"/>
+                <w:szCs w:val="18"/>
               </w:rPr>
               <w:t>/</w:t>
             </w:r>
             <w:r>
               <w:rPr>
                 <w:rFonts w:ascii="Times New Roman" w:eastAsia="新宋体" w:hAnsi="Times New Roman" w:hint="eastAsia"/>
-                <w:szCs w:val="21"/>
+                <w:sz w:val="18"/>
+                <w:szCs w:val="18"/>
               </w:rPr>
               <w:t>°</w:t>
             </w:r>
@@ -6947,24 +6759,30 @@
         </w:tc>
         <w:tc>
           <w:tcPr>
-            <w:tcW w:w="3240" w:type="dxa"/>
+            <w:tcW w:w="3079" w:type="dxa"/>
           </w:tcPr>
           <w:p>
             <w:pPr>
               <w:spacing w:line="360" w:lineRule="auto"/>
               <w:jc w:val="center"/>
+              <w:rPr>
+                <w:sz w:val="18"/>
+                <w:szCs w:val="18"/>
+              </w:rPr>
             </w:pPr>
             <w:r>
               <w:rPr>
                 <w:rFonts w:ascii="Times New Roman" w:eastAsia="新宋体" w:hAnsi="Times New Roman" w:hint="eastAsia"/>
-                <w:szCs w:val="21"/>
+                <w:sz w:val="18"/>
+                <w:szCs w:val="18"/>
               </w:rPr>
               <w:t>螺母来回摆动一次所用的时间</w:t>
             </w:r>
             <w:r>
               <w:rPr>
                 <w:rFonts w:ascii="Times New Roman" w:eastAsia="新宋体" w:hAnsi="Times New Roman" w:hint="eastAsia"/>
-                <w:szCs w:val="21"/>
+                <w:sz w:val="18"/>
+                <w:szCs w:val="18"/>
               </w:rPr>
               <w:t>t/s</w:t>
             </w:r>
@@ -6972,19 +6790,27 @@
         </w:tc>
       </w:tr>
       <w:tr>
+        <w:trPr>
+          <w:trHeight w:val="306"/>
+        </w:trPr>
         <w:tc>
           <w:tcPr>
-            <w:tcW w:w="675" w:type="dxa"/>
+            <w:tcW w:w="640" w:type="dxa"/>
           </w:tcPr>
           <w:p>
             <w:pPr>
               <w:spacing w:line="360" w:lineRule="auto"/>
               <w:jc w:val="center"/>
+              <w:rPr>
+                <w:sz w:val="18"/>
+                <w:szCs w:val="18"/>
+              </w:rPr>
             </w:pPr>
             <w:r>
               <w:rPr>
                 <w:rFonts w:ascii="Times New Roman" w:eastAsia="新宋体" w:hAnsi="Times New Roman" w:hint="eastAsia"/>
-                <w:szCs w:val="21"/>
+                <w:sz w:val="18"/>
+                <w:szCs w:val="18"/>
               </w:rPr>
               <w:t>1</w:t>
             </w:r>
@@ -6992,17 +6818,22 @@
         </w:tc>
         <w:tc>
           <w:tcPr>
-            <w:tcW w:w="1575" w:type="dxa"/>
+            <w:tcW w:w="1496" w:type="dxa"/>
           </w:tcPr>
           <w:p>
             <w:pPr>
               <w:spacing w:line="360" w:lineRule="auto"/>
               <w:jc w:val="center"/>
+              <w:rPr>
+                <w:sz w:val="18"/>
+                <w:szCs w:val="18"/>
+              </w:rPr>
             </w:pPr>
             <w:r>
               <w:rPr>
                 <w:rFonts w:ascii="Times New Roman" w:eastAsia="新宋体" w:hAnsi="Times New Roman" w:hint="eastAsia"/>
-                <w:szCs w:val="21"/>
+                <w:sz w:val="18"/>
+                <w:szCs w:val="18"/>
               </w:rPr>
               <w:t>100</w:t>
             </w:r>
@@ -7010,17 +6841,22 @@
         </w:tc>
         <w:tc>
           <w:tcPr>
-            <w:tcW w:w="2385" w:type="dxa"/>
+            <w:tcW w:w="2265" w:type="dxa"/>
           </w:tcPr>
           <w:p>
             <w:pPr>
               <w:spacing w:line="360" w:lineRule="auto"/>
               <w:jc w:val="center"/>
+              <w:rPr>
+                <w:sz w:val="18"/>
+                <w:szCs w:val="18"/>
+              </w:rPr>
             </w:pPr>
             <w:r>
               <w:rPr>
                 <w:rFonts w:ascii="Times New Roman" w:eastAsia="新宋体" w:hAnsi="Times New Roman" w:hint="eastAsia"/>
-                <w:szCs w:val="21"/>
+                <w:sz w:val="18"/>
+                <w:szCs w:val="18"/>
               </w:rPr>
               <w:t>20</w:t>
             </w:r>
@@ -7028,17 +6864,22 @@
         </w:tc>
         <w:tc>
           <w:tcPr>
-            <w:tcW w:w="3240" w:type="dxa"/>
+            <w:tcW w:w="3079" w:type="dxa"/>
           </w:tcPr>
           <w:p>
             <w:pPr>
               <w:spacing w:line="360" w:lineRule="auto"/>
               <w:jc w:val="center"/>
+              <w:rPr>
+                <w:sz w:val="18"/>
+                <w:szCs w:val="18"/>
+              </w:rPr>
             </w:pPr>
             <w:r>
               <w:rPr>
                 <w:rFonts w:ascii="Times New Roman" w:eastAsia="新宋体" w:hAnsi="Times New Roman" w:hint="eastAsia"/>
-                <w:szCs w:val="21"/>
+                <w:sz w:val="18"/>
+                <w:szCs w:val="18"/>
               </w:rPr>
               <w:t>2.0</w:t>
             </w:r>
@@ -7046,19 +6887,27 @@
         </w:tc>
       </w:tr>
       <w:tr>
+        <w:trPr>
+          <w:trHeight w:val="301"/>
+        </w:trPr>
         <w:tc>
           <w:tcPr>
-            <w:tcW w:w="675" w:type="dxa"/>
+            <w:tcW w:w="640" w:type="dxa"/>
           </w:tcPr>
           <w:p>
             <w:pPr>
               <w:spacing w:line="360" w:lineRule="auto"/>
               <w:jc w:val="center"/>
+              <w:rPr>
+                <w:sz w:val="18"/>
+                <w:szCs w:val="18"/>
+              </w:rPr>
             </w:pPr>
             <w:r>
               <w:rPr>
                 <w:rFonts w:ascii="Times New Roman" w:eastAsia="新宋体" w:hAnsi="Times New Roman" w:hint="eastAsia"/>
-                <w:szCs w:val="21"/>
+                <w:sz w:val="18"/>
+                <w:szCs w:val="18"/>
               </w:rPr>
               <w:t>2</w:t>
             </w:r>
@@ -7066,17 +6915,22 @@
         </w:tc>
         <w:tc>
           <w:tcPr>
-            <w:tcW w:w="1575" w:type="dxa"/>
+            <w:tcW w:w="1496" w:type="dxa"/>
           </w:tcPr>
           <w:p>
             <w:pPr>
               <w:spacing w:line="360" w:lineRule="auto"/>
               <w:jc w:val="center"/>
+              <w:rPr>
+                <w:sz w:val="18"/>
+                <w:szCs w:val="18"/>
+              </w:rPr>
             </w:pPr>
             <w:r>
               <w:rPr>
                 <w:rFonts w:ascii="Times New Roman" w:eastAsia="新宋体" w:hAnsi="Times New Roman" w:hint="eastAsia"/>
-                <w:szCs w:val="21"/>
+                <w:sz w:val="18"/>
+                <w:szCs w:val="18"/>
               </w:rPr>
               <w:t>140</w:t>
             </w:r>
@@ -7084,17 +6938,22 @@
         </w:tc>
         <w:tc>
           <w:tcPr>
-            <w:tcW w:w="2385" w:type="dxa"/>
+            <w:tcW w:w="2265" w:type="dxa"/>
           </w:tcPr>
           <w:p>
             <w:pPr>
               <w:spacing w:line="360" w:lineRule="auto"/>
               <w:jc w:val="center"/>
+              <w:rPr>
+                <w:sz w:val="18"/>
+                <w:szCs w:val="18"/>
+              </w:rPr>
             </w:pPr>
             <w:r>
               <w:rPr>
                 <w:rFonts w:ascii="Times New Roman" w:eastAsia="新宋体" w:hAnsi="Times New Roman" w:hint="eastAsia"/>
-                <w:szCs w:val="21"/>
+                <w:sz w:val="18"/>
+                <w:szCs w:val="18"/>
               </w:rPr>
               <w:t>20</w:t>
             </w:r>
@@ -7102,17 +6961,22 @@
         </w:tc>
         <w:tc>
           <w:tcPr>
-            <w:tcW w:w="3240" w:type="dxa"/>
+            <w:tcW w:w="3079" w:type="dxa"/>
           </w:tcPr>
           <w:p>
             <w:pPr>
               <w:spacing w:line="360" w:lineRule="auto"/>
               <w:jc w:val="center"/>
+              <w:rPr>
+                <w:sz w:val="18"/>
+                <w:szCs w:val="18"/>
+              </w:rPr>
             </w:pPr>
             <w:r>
               <w:rPr>
                 <w:rFonts w:ascii="Times New Roman" w:eastAsia="新宋体" w:hAnsi="Times New Roman" w:hint="eastAsia"/>
-                <w:szCs w:val="21"/>
+                <w:sz w:val="18"/>
+                <w:szCs w:val="18"/>
               </w:rPr>
               <w:t>2.4</w:t>
             </w:r>
@@ -7120,19 +6984,27 @@
         </w:tc>
       </w:tr>
       <w:tr>
+        <w:trPr>
+          <w:trHeight w:val="306"/>
+        </w:trPr>
         <w:tc>
           <w:tcPr>
-            <w:tcW w:w="675" w:type="dxa"/>
+            <w:tcW w:w="640" w:type="dxa"/>
           </w:tcPr>
           <w:p>
             <w:pPr>
               <w:spacing w:line="360" w:lineRule="auto"/>
               <w:jc w:val="center"/>
+              <w:rPr>
+                <w:sz w:val="18"/>
+                <w:szCs w:val="18"/>
+              </w:rPr>
             </w:pPr>
             <w:r>
               <w:rPr>
                 <w:rFonts w:ascii="Times New Roman" w:eastAsia="新宋体" w:hAnsi="Times New Roman" w:hint="eastAsia"/>
-                <w:szCs w:val="21"/>
+                <w:sz w:val="18"/>
+                <w:szCs w:val="18"/>
               </w:rPr>
               <w:t>3</w:t>
             </w:r>
@@ -7140,17 +7012,22 @@
         </w:tc>
         <w:tc>
           <w:tcPr>
-            <w:tcW w:w="1575" w:type="dxa"/>
+            <w:tcW w:w="1496" w:type="dxa"/>
           </w:tcPr>
           <w:p>
             <w:pPr>
               <w:spacing w:line="360" w:lineRule="auto"/>
               <w:jc w:val="center"/>
+              <w:rPr>
+                <w:sz w:val="18"/>
+                <w:szCs w:val="18"/>
+              </w:rPr>
             </w:pPr>
             <w:r>
               <w:rPr>
                 <w:rFonts w:ascii="Times New Roman" w:eastAsia="新宋体" w:hAnsi="Times New Roman" w:hint="eastAsia"/>
-                <w:szCs w:val="21"/>
+                <w:sz w:val="18"/>
+                <w:szCs w:val="18"/>
               </w:rPr>
               <w:t>140</w:t>
             </w:r>
@@ -7158,17 +7035,22 @@
         </w:tc>
         <w:tc>
           <w:tcPr>
-            <w:tcW w:w="2385" w:type="dxa"/>
+            <w:tcW w:w="2265" w:type="dxa"/>
           </w:tcPr>
           <w:p>
             <w:pPr>
               <w:spacing w:line="360" w:lineRule="auto"/>
               <w:jc w:val="center"/>
+              <w:rPr>
+                <w:sz w:val="18"/>
+                <w:szCs w:val="18"/>
+              </w:rPr>
             </w:pPr>
             <w:r>
               <w:rPr>
                 <w:rFonts w:ascii="Times New Roman" w:eastAsia="新宋体" w:hAnsi="Times New Roman" w:hint="eastAsia"/>
-                <w:szCs w:val="21"/>
+                <w:sz w:val="18"/>
+                <w:szCs w:val="18"/>
               </w:rPr>
               <w:t>30</w:t>
             </w:r>
@@ -7176,17 +7058,22 @@
         </w:tc>
         <w:tc>
           <w:tcPr>
-            <w:tcW w:w="3240" w:type="dxa"/>
+            <w:tcW w:w="3079" w:type="dxa"/>
           </w:tcPr>
           <w:p>
             <w:pPr>
               <w:spacing w:line="360" w:lineRule="auto"/>
               <w:jc w:val="center"/>
+              <w:rPr>
+                <w:sz w:val="18"/>
+                <w:szCs w:val="18"/>
+              </w:rPr>
             </w:pPr>
             <w:r>
               <w:rPr>
                 <w:rFonts w:ascii="Times New Roman" w:eastAsia="新宋体" w:hAnsi="Times New Roman" w:hint="eastAsia"/>
-                <w:szCs w:val="21"/>
+                <w:sz w:val="18"/>
+                <w:szCs w:val="18"/>
               </w:rPr>
               <w:t>2.4</w:t>
             </w:r>
@@ -7197,12 +7084,105 @@
     <w:p>
       <w:pPr>
         <w:pStyle w:val="123"/>
+        <w:numPr>
+          <w:ilvl w:val="0"/>
+          <w:numId w:val="3"/>
+        </w:numPr>
+        <w:ind w:leftChars="0"/>
+      </w:pPr>
+      <w:r>
+        <w:rPr>
+          <w:rFonts w:hint="eastAsia"/>
+        </w:rPr>
+        <w:t>对比</w:t>
+      </w:r>
+      <w:r>
+        <w:rPr>
+          <w:rFonts w:hint="eastAsia"/>
+        </w:rPr>
+        <w:t>1</w:t>
+      </w:r>
+      <w:r>
+        <w:rPr>
+          <w:rFonts w:hint="eastAsia"/>
+        </w:rPr>
+        <w:t>、</w:t>
+      </w:r>
+      <w:r>
+        <w:rPr>
+          <w:rFonts w:hint="eastAsia"/>
+        </w:rPr>
+        <w:t>2</w:t>
+      </w:r>
+      <w:proofErr w:type="gramStart"/>
+      <w:r>
+        <w:rPr>
+          <w:rFonts w:hint="eastAsia"/>
+        </w:rPr>
+        <w:t>两</w:t>
+      </w:r>
+      <w:proofErr w:type="gramEnd"/>
+      <w:r>
+        <w:rPr>
+          <w:rFonts w:hint="eastAsia"/>
+        </w:rPr>
+        <w:t>次实验，可得出结论：螺母来回摆动一次的时间</w:t>
+      </w:r>
+      <w:r>
+        <w:rPr>
+          <w:rFonts w:hint="eastAsia"/>
+        </w:rPr>
+        <w:t>t</w:t>
+      </w:r>
+      <w:r>
+        <w:rPr>
+          <w:rFonts w:hint="eastAsia"/>
+        </w:rPr>
+        <w:t>与</w:t>
+      </w:r>
+      <w:r>
+        <w:rPr>
+          <w:rFonts w:hint="eastAsia"/>
+          <w:u w:val="single"/>
+        </w:rPr>
+        <w:t xml:space="preserve">　</w:t>
+      </w:r>
+      <w:r>
+        <w:rPr>
+          <w:rFonts w:hint="eastAsia"/>
+          <w:u w:val="single"/>
+        </w:rPr>
+        <w:t xml:space="preserve">   </w:t>
+      </w:r>
+      <w:r>
+        <w:rPr>
+          <w:rFonts w:hint="eastAsia"/>
+          <w:u w:val="single"/>
+        </w:rPr>
+        <w:t xml:space="preserve">　</w:t>
+      </w:r>
+      <w:r>
+        <w:rPr>
+          <w:rFonts w:hint="eastAsia"/>
+        </w:rPr>
+        <w:t xml:space="preserve"> </w:t>
+      </w:r>
+      <w:r>
+        <w:rPr>
+          <w:rFonts w:hint="eastAsia"/>
+        </w:rPr>
+        <w:t>有关；</w:t>
+      </w:r>
+    </w:p>
+    <w:p>
+      <w:pPr>
+        <w:pStyle w:val="123"/>
       </w:pPr>
       <w:r>
         <w:rPr>
           <w:rFonts w:eastAsia="Calibri" w:hint="eastAsia"/>
         </w:rPr>
-        <w:t>①</w:t>
+        <w:t>②</w:t>
       </w:r>
       <w:r>
         <w:rPr>
@@ -7214,7 +7194,7 @@
         <w:rPr>
           <w:rFonts w:hint="eastAsia"/>
         </w:rPr>
-        <w:t>1</w:t>
+        <w:t>2</w:t>
       </w:r>
       <w:r>
         <w:rPr>
@@ -7226,7 +7206,7 @@
         <w:rPr>
           <w:rFonts w:hint="eastAsia"/>
         </w:rPr>
-        <w:t>2</w:t>
+        <w:t>3</w:t>
       </w:r>
       <w:proofErr w:type="gramStart"/>
       <w:r>
@@ -7240,7 +7220,39 @@
         <w:rPr>
           <w:rFonts w:hint="eastAsia"/>
         </w:rPr>
-        <w:t>次实验，可得出结论：螺母来回摆动一次的时间</w:t>
+        <w:t>次实验，可验证猜想</w:t>
+      </w:r>
+      <w:r>
+        <w:rPr>
+          <w:rFonts w:hint="eastAsia"/>
+          <w:u w:val="single"/>
+        </w:rPr>
+        <w:t xml:space="preserve">　</w:t>
+      </w:r>
+      <w:r>
+        <w:rPr>
+          <w:u w:val="single"/>
+        </w:rPr>
+        <w:t xml:space="preserve"> </w:t>
+      </w:r>
+      <w:r>
+        <w:rPr>
+          <w:rFonts w:hint="eastAsia"/>
+          <w:u w:val="single"/>
+        </w:rPr>
+        <w:t xml:space="preserve">　</w:t>
+      </w:r>
+      <w:r>
+        <w:rPr>
+          <w:rFonts w:hint="eastAsia"/>
+        </w:rPr>
+        <w:t xml:space="preserve"> </w:t>
+      </w:r>
+      <w:r>
+        <w:rPr>
+          <w:rFonts w:hint="eastAsia"/>
+        </w:rPr>
+        <w:t>（填字母），得出的结论：螺母来回摆动一次的时间</w:t>
       </w:r>
       <w:r>
         <w:rPr>
@@ -7252,14 +7264,28 @@
         <w:rPr>
           <w:rFonts w:hint="eastAsia"/>
         </w:rPr>
-        <w:t>与</w:t>
+        <w:t>与螺母摆动最大的角度</w:t>
       </w:r>
       <w:r>
         <w:rPr>
           <w:rFonts w:hint="eastAsia"/>
           <w:u w:val="single"/>
         </w:rPr>
-        <w:t xml:space="preserve">　细线长度　</w:t>
+        <w:t xml:space="preserve">　</w:t>
+      </w:r>
+      <w:r>
+        <w:rPr>
+          <w:rFonts w:hint="eastAsia"/>
+          <w:u w:val="single"/>
+        </w:rPr>
+        <w:t xml:space="preserve">  </w:t>
+      </w:r>
+      <w:r>
+        <w:rPr>
+          <w:rFonts w:hint="eastAsia"/>
+          <w:u w:val="single"/>
+        </w:rPr>
+        <w:t xml:space="preserve">　</w:t>
       </w:r>
       <w:r>
         <w:rPr>
@@ -7271,7 +7297,40 @@
         <w:rPr>
           <w:rFonts w:hint="eastAsia"/>
         </w:rPr>
-        <w:t>有关；</w:t>
+        <w:t>（选填“有关”或“无关”）；实验中我们采取的实验方法是</w:t>
+      </w:r>
+      <w:r>
+        <w:rPr>
+          <w:rFonts w:hint="eastAsia"/>
+          <w:u w:val="single"/>
+        </w:rPr>
+        <w:t xml:space="preserve">　</w:t>
+      </w:r>
+      <w:r>
+        <w:rPr>
+          <w:rFonts w:hint="eastAsia"/>
+          <w:u w:val="single"/>
+        </w:rPr>
+        <w:t xml:space="preserve">   </w:t>
+      </w:r>
+      <w:r>
+        <w:rPr>
+          <w:rFonts w:hint="eastAsia"/>
+          <w:u w:val="single"/>
+        </w:rPr>
+        <w:t xml:space="preserve">　</w:t>
+      </w:r>
+      <w:r>
+        <w:rPr>
+          <w:rFonts w:hint="eastAsia"/>
+        </w:rPr>
+        <w:t xml:space="preserve"> </w:t>
+      </w:r>
+      <w:r>
+        <w:rPr>
+          <w:rFonts w:hint="eastAsia"/>
+        </w:rPr>
+        <w:t>法；</w:t>
       </w:r>
     </w:p>
     <w:p>
@@ -7280,27 +7339,9 @@
       </w:pPr>
       <w:r>
         <w:rPr>
-          <w:rFonts w:eastAsia="Calibri" w:hint="eastAsia"/>
-        </w:rPr>
-        <w:t>②</w:t>
-      </w:r>
-      <w:r>
-        <w:rPr>
-          <w:rFonts w:hint="eastAsia"/>
-        </w:rPr>
-        <w:t>对比</w:t>
-      </w:r>
-      <w:r>
-        <w:rPr>
-          <w:rFonts w:hint="eastAsia"/>
-        </w:rPr>
-        <w:t>2</w:t>
-      </w:r>
-      <w:r>
-        <w:rPr>
-          <w:rFonts w:hint="eastAsia"/>
-        </w:rPr>
-        <w:t>、</w:t>
+          <w:rFonts w:hint="eastAsia"/>
+        </w:rPr>
+        <w:t>（</w:t>
       </w:r>
       <w:r>
         <w:rPr>
@@ -7308,19 +7349,47 @@
         </w:rPr>
         <w:t>3</w:t>
       </w:r>
-      <w:proofErr w:type="gramStart"/>
-      <w:r>
-        <w:rPr>
-          <w:rFonts w:hint="eastAsia"/>
-        </w:rPr>
-        <w:t>两</w:t>
-      </w:r>
-      <w:proofErr w:type="gramEnd"/>
-      <w:r>
-        <w:rPr>
-          <w:rFonts w:hint="eastAsia"/>
-        </w:rPr>
-        <w:t>次实验，可验证猜想</w:t>
+      <w:r>
+        <w:rPr>
+          <w:rFonts w:hint="eastAsia"/>
+        </w:rPr>
+        <w:t>）综合分析实验数据可知，同一地点的单摆摆动一次的时间</w:t>
+      </w:r>
+      <w:r>
+        <w:rPr>
+          <w:rFonts w:hint="eastAsia"/>
+        </w:rPr>
+        <w:t>t</w:t>
+      </w:r>
+      <w:r>
+        <w:rPr>
+          <w:rFonts w:hint="eastAsia"/>
+        </w:rPr>
+        <w:t>只跟绳子的长度</w:t>
+      </w:r>
+      <w:r>
+        <w:rPr>
+          <w:rFonts w:hint="eastAsia"/>
+        </w:rPr>
+        <w:t>L</w:t>
+      </w:r>
+      <w:r>
+        <w:rPr>
+          <w:rFonts w:hint="eastAsia"/>
+        </w:rPr>
+        <w:t>有关，且绳子越长，螺母来回摆动一次的时间</w:t>
+      </w:r>
+      <w:r>
+        <w:rPr>
+          <w:rFonts w:hint="eastAsia"/>
+        </w:rPr>
+        <w:t>t</w:t>
+      </w:r>
+      <w:r>
+        <w:rPr>
+          <w:rFonts w:hint="eastAsia"/>
+        </w:rPr>
+        <w:t>越</w:t>
       </w:r>
       <w:r>
         <w:rPr>
@@ -7334,7 +7403,7 @@
           <w:rFonts w:hint="eastAsia"/>
           <w:u w:val="single"/>
         </w:rPr>
-        <w:t>A</w:t>
+        <w:t xml:space="preserve"> </w:t>
       </w:r>
       <w:r>
         <w:rPr>
@@ -7353,148 +7422,21 @@
         <w:rPr>
           <w:rFonts w:hint="eastAsia"/>
         </w:rPr>
-        <w:t>（填字母），得出的结论：螺母来回摆动一次的时间</w:t>
-      </w:r>
-      <w:r>
-        <w:rPr>
-          <w:rFonts w:hint="eastAsia"/>
-        </w:rPr>
-        <w:t>t</w:t>
-      </w:r>
-      <w:r>
-        <w:rPr>
-          <w:rFonts w:hint="eastAsia"/>
-        </w:rPr>
-        <w:t>与螺母摆动最大的角度</w:t>
+        <w:t>，摆钟就是根据这个原理制成的；有一次小明发现家里的摆钟变慢了，要把它调准，小明应将摆钟的摆长调</w:t>
       </w:r>
       <w:r>
         <w:rPr>
           <w:rFonts w:hint="eastAsia"/>
           <w:u w:val="single"/>
         </w:rPr>
-        <w:t xml:space="preserve">　无关　</w:t>
-      </w:r>
-      <w:r>
-        <w:rPr>
-          <w:rFonts w:hint="eastAsia"/>
-        </w:rPr>
-        <w:t xml:space="preserve"> </w:t>
-      </w:r>
-      <w:r>
-        <w:rPr>
-          <w:rFonts w:hint="eastAsia"/>
-        </w:rPr>
-        <w:t>（选填“有关”或“无关”）；实验中我们采取的实验方法是</w:t>
+        <w:t xml:space="preserve">　</w:t>
       </w:r>
       <w:r>
         <w:rPr>
           <w:rFonts w:hint="eastAsia"/>
           <w:u w:val="single"/>
         </w:rPr>
-        <w:t xml:space="preserve">　控制变量　</w:t>
-      </w:r>
-      <w:r>
-        <w:rPr>
-          <w:rFonts w:hint="eastAsia"/>
-        </w:rPr>
-        <w:t xml:space="preserve"> </w:t>
-      </w:r>
-      <w:r>
-        <w:rPr>
-          <w:rFonts w:hint="eastAsia"/>
-        </w:rPr>
-        <w:t>法；</w:t>
-      </w:r>
-    </w:p>
-    <w:p>
-      <w:pPr>
-        <w:pStyle w:val="123"/>
-      </w:pPr>
-      <w:r>
-        <w:rPr>
-          <w:rFonts w:hint="eastAsia"/>
-        </w:rPr>
-        <w:t>（</w:t>
-      </w:r>
-      <w:r>
-        <w:rPr>
-          <w:rFonts w:hint="eastAsia"/>
-        </w:rPr>
-        <w:t>3</w:t>
-      </w:r>
-      <w:r>
-        <w:rPr>
-          <w:rFonts w:hint="eastAsia"/>
-        </w:rPr>
-        <w:t>）综合分析实验数据可知，同一地点的单摆摆动一次的时间</w:t>
-      </w:r>
-      <w:r>
-        <w:rPr>
-          <w:rFonts w:hint="eastAsia"/>
-        </w:rPr>
-        <w:t>t</w:t>
-      </w:r>
-      <w:r>
-        <w:rPr>
-          <w:rFonts w:hint="eastAsia"/>
-        </w:rPr>
-        <w:t>只跟绳子的长度</w:t>
-      </w:r>
-      <w:r>
-        <w:rPr>
-          <w:rFonts w:hint="eastAsia"/>
-        </w:rPr>
-        <w:t>L</w:t>
-      </w:r>
-      <w:r>
-        <w:rPr>
-          <w:rFonts w:hint="eastAsia"/>
-        </w:rPr>
-        <w:t>有关，且绳子越长，螺母来回摆动一次的时间</w:t>
-      </w:r>
-      <w:r>
-        <w:rPr>
-          <w:rFonts w:hint="eastAsia"/>
-        </w:rPr>
-        <w:t>t</w:t>
-      </w:r>
-      <w:r>
-        <w:rPr>
-          <w:rFonts w:hint="eastAsia"/>
-        </w:rPr>
-        <w:t>越</w:t>
-      </w:r>
-      <w:r>
-        <w:rPr>
-          <w:rFonts w:hint="eastAsia"/>
-          <w:u w:val="single"/>
-        </w:rPr>
-        <w:t xml:space="preserve">　大　</w:t>
-      </w:r>
-      <w:r>
-        <w:rPr>
-          <w:rFonts w:hint="eastAsia"/>
-        </w:rPr>
-        <w:t xml:space="preserve"> </w:t>
-      </w:r>
-      <w:r>
-        <w:rPr>
-          <w:rFonts w:hint="eastAsia"/>
-        </w:rPr>
-        <w:t>，摆钟就是根据这个原理制成的；有一次小明发现家里的摆钟变慢了，要把它调准，小明应将摆钟的摆长调</w:t>
-      </w:r>
-      <w:r>
-        <w:rPr>
-          <w:rFonts w:hint="eastAsia"/>
-          <w:u w:val="single"/>
-        </w:rPr>
-        <w:t xml:space="preserve">　短　</w:t>
-      </w:r>
-      <w:r>
-        <w:rPr>
-          <w:rFonts w:hint="eastAsia"/>
-        </w:rPr>
-        <w:t xml:space="preserve"> </w:t>
+        <w:t xml:space="preserve"> ____</w:t>
       </w:r>
       <w:r>
         <w:rPr>
@@ -7557,10 +7499,6 @@
         <w:pStyle w:val="af3"/>
       </w:pPr>
       <w:r>
-        <w:rPr>
-          <w:rFonts w:hint="eastAsia"/>
-          <w:color w:val="0000FF"/>
-        </w:rPr>
         <w:t>【答案】</w:t>
       </w:r>
       <w:r>
@@ -7570,69 +7508,42 @@
         <w:t>（</w:t>
       </w:r>
       <w:r>
-        <w:rPr>
-          <w:rFonts w:hint="eastAsia"/>
-        </w:rPr>
         <w:t>1</w:t>
       </w:r>
       <w:r>
-        <w:rPr>
-          <w:rFonts w:hint="eastAsia"/>
-        </w:rPr>
         <w:t>）秒表；（</w:t>
       </w:r>
       <w:r>
-        <w:rPr>
-          <w:rFonts w:hint="eastAsia"/>
-        </w:rPr>
         <w:t>2</w:t>
       </w:r>
       <w:r>
-        <w:rPr>
-          <w:rFonts w:hint="eastAsia"/>
-        </w:rPr>
         <w:t>）</w:t>
       </w:r>
       <w:r>
         <w:rPr>
-          <w:rFonts w:eastAsia="Calibri" w:hint="eastAsia"/>
+          <w:rFonts w:ascii="Cambria Math" w:hAnsi="Cambria Math" w:cs="Cambria Math"/>
         </w:rPr>
         <w:t>①</w:t>
       </w:r>
       <w:r>
-        <w:rPr>
-          <w:rFonts w:hint="eastAsia"/>
-        </w:rPr>
         <w:t>细线长度；</w:t>
       </w:r>
       <w:r>
         <w:rPr>
-          <w:rFonts w:eastAsia="Calibri" w:hint="eastAsia"/>
+          <w:rFonts w:ascii="Cambria Math" w:hAnsi="Cambria Math" w:cs="Cambria Math"/>
         </w:rPr>
         <w:t>②</w:t>
       </w:r>
       <w:r>
-        <w:rPr>
-          <w:rFonts w:hint="eastAsia"/>
-        </w:rPr>
         <w:t>A</w:t>
       </w:r>
       <w:r>
-        <w:rPr>
-          <w:rFonts w:hint="eastAsia"/>
-        </w:rPr>
         <w:t>；无关；控制变量；（</w:t>
       </w:r>
       <w:r>
-        <w:rPr>
-          <w:rFonts w:hint="eastAsia"/>
-        </w:rPr>
         <w:t>3</w:t>
       </w:r>
       <w:r>
-        <w:rPr>
-          <w:rFonts w:hint="eastAsia"/>
-        </w:rPr>
         <w:t>）大；短。</w:t>
       </w:r>
     </w:p>
@@ -7923,11 +7834,103 @@
       </w:rPr>
     </w:lvl>
   </w:abstractNum>
+  <w:abstractNum w:abstractNumId="2" w15:restartNumberingAfterBreak="0">
+    <w:nsid w:val="5D333B3B"/>
+    <w:multiLevelType w:val="hybridMultilevel"/>
+    <w:tmpl w:val="63AE83A6"/>
+    <w:lvl w:ilvl="0" w:tplc="7A58DCD4">
+      <w:start w:val="2"/>
+      <w:numFmt w:val="decimalEnclosedCircle"/>
+      <w:lvlText w:val="%1"/>
+      <w:lvlJc w:val="left"/>
+      <w:pPr>
+        <w:ind w:left="1095" w:hanging="360"/>
+      </w:pPr>
+      <w:rPr>
+        <w:rFonts w:eastAsia="Calibri" w:hint="default"/>
+      </w:rPr>
+    </w:lvl>
+    <w:lvl w:ilvl="1" w:tplc="04090019" w:tentative="1">
+      <w:start w:val="1"/>
+      <w:numFmt w:val="lowerLetter"/>
+      <w:lvlText w:val="%2)"/>
+      <w:lvlJc w:val="left"/>
+      <w:pPr>
+        <w:ind w:left="1615" w:hanging="440"/>
+      </w:pPr>
+    </w:lvl>
+    <w:lvl w:ilvl="2" w:tplc="0409001B" w:tentative="1">
+      <w:start w:val="1"/>
+      <w:numFmt w:val="lowerRoman"/>
+      <w:lvlText w:val="%3."/>
+      <w:lvlJc w:val="right"/>
+      <w:pPr>
+        <w:ind w:left="2055" w:hanging="440"/>
+      </w:pPr>
+    </w:lvl>
+    <w:lvl w:ilvl="3" w:tplc="0409000F" w:tentative="1">
+      <w:start w:val="1"/>
+      <w:numFmt w:val="decimal"/>
+      <w:lvlText w:val="%4."/>
+      <w:lvlJc w:val="left"/>
+      <w:pPr>
+        <w:ind w:left="2495" w:hanging="440"/>
+      </w:pPr>
+    </w:lvl>
+    <w:lvl w:ilvl="4" w:tplc="04090019" w:tentative="1">
+      <w:start w:val="1"/>
+      <w:numFmt w:val="lowerLetter"/>
+      <w:lvlText w:val="%5)"/>
+      <w:lvlJc w:val="left"/>
+      <w:pPr>
+        <w:ind w:left="2935" w:hanging="440"/>
+      </w:pPr>
+    </w:lvl>
+    <w:lvl w:ilvl="5" w:tplc="0409001B" w:tentative="1">
+      <w:start w:val="1"/>
+      <w:numFmt w:val="lowerRoman"/>
+      <w:lvlText w:val="%6."/>
+      <w:lvlJc w:val="right"/>
+      <w:pPr>
+        <w:ind w:left="3375" w:hanging="440"/>
+      </w:pPr>
+    </w:lvl>
+    <w:lvl w:ilvl="6" w:tplc="0409000F" w:tentative="1">
+      <w:start w:val="1"/>
+      <w:numFmt w:val="decimal"/>
+      <w:lvlText w:val="%7."/>
+      <w:lvlJc w:val="left"/>
+      <w:pPr>
+        <w:ind w:left="3815" w:hanging="440"/>
+      </w:pPr>
+    </w:lvl>
+    <w:lvl w:ilvl="7" w:tplc="04090019" w:tentative="1">
+      <w:start w:val="1"/>
+      <w:numFmt w:val="lowerLetter"/>
+      <w:lvlText w:val="%8)"/>
+      <w:lvlJc w:val="left"/>
+      <w:pPr>
+        <w:ind w:left="4255" w:hanging="440"/>
+      </w:pPr>
+    </w:lvl>
+    <w:lvl w:ilvl="8" w:tplc="0409001B" w:tentative="1">
+      <w:start w:val="1"/>
+      <w:numFmt w:val="lowerRoman"/>
+      <w:lvlText w:val="%9."/>
+      <w:lvlJc w:val="right"/>
+      <w:pPr>
+        <w:ind w:left="4695" w:hanging="440"/>
+      </w:pPr>
+    </w:lvl>
+  </w:abstractNum>
   <w:num w:numId="1" w16cid:durableId="711539460">
     <w:abstractNumId w:val="0"/>
   </w:num>
   <w:num w:numId="2" w16cid:durableId="229312139">
     <w:abstractNumId w:val="1"/>
+  </w:num>
+  <w:num w:numId="3" w16cid:durableId="47997906">
+    <w:abstractNumId w:val="2"/>
   </w:num>
 </w:numbering>
 </file>
